--- a/state-vignettes/utah_highway_report.docx
+++ b/state-vignettes/utah_highway_report.docx
@@ -10,12 +10,12 @@
         <w:rPr>
           <w:color w:val="FF5500"/>
         </w:rPr>
-        <w:t>Utah Ranks 10th in the Nation in Highway Performance and Cost-Effectiveness</w:t>
+        <w:t>Utah Ranks 3rd in the Nation in Highway Performance and Cost-Effectiveness</w:t>
       </w:r>
     </w:p>
     <w:p>
       <w:r>
-        <w:t>Utah’s highway system ranks 10th in the nation in overall cost-effectiveness and condition.</w:t>
+        <w:t>Utah’s highway system ranks 3rd in the nation in overall cost-effectiveness and condition.</w:t>
       </w:r>
     </w:p>
     <w:p>
@@ -25,42 +25,42 @@
     </w:p>
     <w:p>
       <w:r>
-        <w:t>In safety and condition categories, Utah’s highways rank 17th in urban Interstate pavement condition, 8th in rural Interstate pavement condition, 9th in urban arterial pavement condition, 10th in rural arterial pavement condition, 6th in structurally deficient bridges, 12th in urban fatality rate, and 22nd in rural fatality rate.</w:t>
+        <w:t>In safety and condition categories, Utah’s highways rank 17th in urban Interstate pavement condition, 9th in rural Interstate pavement condition, 6th in urban arterial pavement condition, 7th in rural arterial pavement condition, 8th in structurally deficient bridges, 7th in urban fatality rate, and 33rd in rural fatality rate.</w:t>
       </w:r>
     </w:p>
     <w:p>
       <w:r>
-        <w:t>Utah ranks 19th out of the 50 states in traffic congestion, and its drivers spend 16.21 hours a year stuck in traffic congestion.</w:t>
+        <w:t>Utah ranks 19th out of the 50 states in traffic congestion, and its drivers spend 17.7 hours a year stuck in traffic congestion.</w:t>
       </w:r>
     </w:p>
     <w:p>
       <w:r>
-        <w:t>In spending and cost-effectiveness, Utah ranks 33rd in capital and bridge disbursements, which are the costs of building new roads and bridges and widening existing ones. Utah ranks 38th in maintenance spending, such as the costs of repaving roads and filling in potholes. Utah’s administrative disbursements, including office spending that doesn’t make its way to roads, rank 20th nationwide.</w:t>
+        <w:t>In spending and cost-effectiveness, Utah ranks 43rd in capital and bridge disbursements, which are the costs of building new roads and bridges and widening existing ones. Utah ranks 30th in maintenance spending, such as the costs of repaving roads and filling in potholes. Utah’s administrative disbursements, including office spending that doesn’t make its way to roads, rank 14th nationwide.</w:t>
       </w:r>
     </w:p>
     <w:p>
       <w:r>
-        <w:t>Compared to last year, Utah has the following notable changes in rankings: Other Fatality Rate improved by 6 points, from 9 to 3; Rural Fatality Rate worsened by 12 points, from 10 to 22; Urban Fatality Rate improved by 5 points, from 17 to 12; Administrative Disbursements improved by 7 points, from 27 to 20; Capital &amp; Bridge Disbursements improved by 14 points, from 47 to 33; Other Disbursements worsened by 9 points, from 32 to 41.</w:t>
+        <w:t>Compared to last year, Utah has the following notable changes in rankings: Overall improved by 7 points, from 10 to 3; Capital &amp; Bridge Disbursements worsened by 10 points, from 33 to 43; Maintenance Disbursements improved by 8 points, from 38 to 30; Administrative Disbursements improved by 6 points, from 20 to 14; Other Disbursements improved by 7 points, from 41 to 34; Rural Fatality Rate worsened by 11 points, from 22 to 33; Urban Fatality Rate improved by 5 points, from 12 to 7.</w:t>
       </w:r>
     </w:p>
     <w:p>
       <w:r>
-        <w:t>Compared to neighboring and nearby states, Utah’s overall highway performance is better than Wyoming (20th), Idaho (26th), Colorado (42nd), Arizona (41st), and Nevada (25th).</w:t>
+        <w:t>Compared to neighboring and nearby states, Utah’s overall highway performance is better than Wyoming (14th), Idaho (20th), Colorado (45th), Arizona (42nd), and Nevada (26th).</w:t>
       </w:r>
     </w:p>
     <w:p>
       <w:r>
-        <w:t>Comparing its overall performance to similarly populated states, Utah ranks worse than Connecticut (7th); better than Iowa (35th).</w:t>
+        <w:t>Comparing its overall performance to similarly populated states, Utah ranks better than Connecticut (9th) and Iowa (34th).</w:t>
       </w:r>
     </w:p>
     <w:p>
       <w:r>
-        <w:t>Utah’s highway system ranks 10th out of 50 states overall this year, compared to 8th last year.</w:t>
+        <w:t>Utah’s highway system ranks 3rd out of 50 states overall this year, compared to 10th last year.</w:t>
       </w:r>
     </w:p>
     <w:p>
       <w:r>
-        <w:t>“In terms of improving in the road condition and performance categories, Utah should focus on reducing Other Disbursements and Maintenance Disbursements. Utah’s rank of 41st in Other Disbursements makes it one of the worst in the nation for this safety metric,” said Baruch Feigenbaum, lead author of the 29th Annual Highway Report and senior managing director of transportation policy at Reason Foundation.</w:t>
+        <w:t>“In terms of improving in the road condition and performance categories, Utah should focus on reducing Capital &amp; Bridge Disbursements and Other Disbursements. Utah’s rank of 43rd in Capital &amp; Bridge Disbursements makes it one of the worst in the nation for this safety metric,” said Baruch Feigenbaum, lead author of the 30th Annual Highway Report and senior managing director of transportation policy at Reason Foundation.</w:t>
       </w:r>
     </w:p>
     <w:p>
@@ -70,7 +70,7 @@
           <w:color w:val="FF5500"/>
           <w:sz w:val="28"/>
         </w:rPr>
-        <w:t>UTAH’S RANKINGS IN THE 29TH ANNUAL HIGHWAY REPORT</w:t>
+        <w:t>UTAH’S RANKINGS IN THE 30TH ANNUAL HIGHWAY REPORT</w:t>
       </w:r>
     </w:p>
     <w:tbl>
@@ -148,7 +148,7 @@
               <w:rPr>
                 <w:sz w:val="20"/>
               </w:rPr>
-              <w:t>10</w:t>
+              <w:t>3</w:t>
             </w:r>
           </w:p>
         </w:tc>
@@ -179,7 +179,7 @@
               <w:rPr>
                 <w:sz w:val="20"/>
               </w:rPr>
-              <w:t>33</w:t>
+              <w:t>43</w:t>
             </w:r>
           </w:p>
         </w:tc>
@@ -212,7 +212,7 @@
               <w:rPr>
                 <w:sz w:val="20"/>
               </w:rPr>
-              <w:t>38</w:t>
+              <w:t>30</w:t>
             </w:r>
           </w:p>
         </w:tc>
@@ -243,7 +243,7 @@
               <w:rPr>
                 <w:sz w:val="20"/>
               </w:rPr>
-              <w:t>20</w:t>
+              <w:t>14</w:t>
             </w:r>
           </w:p>
         </w:tc>
@@ -276,7 +276,7 @@
               <w:rPr>
                 <w:sz w:val="20"/>
               </w:rPr>
-              <w:t>41</w:t>
+              <w:t>34</w:t>
             </w:r>
           </w:p>
         </w:tc>
@@ -307,7 +307,7 @@
               <w:rPr>
                 <w:sz w:val="20"/>
               </w:rPr>
-              <w:t>8</w:t>
+              <w:t>9</w:t>
             </w:r>
           </w:p>
         </w:tc>
@@ -340,7 +340,7 @@
               <w:rPr>
                 <w:sz w:val="20"/>
               </w:rPr>
-              <w:t>10</w:t>
+              <w:t>7</w:t>
             </w:r>
           </w:p>
         </w:tc>
@@ -404,7 +404,7 @@
               <w:rPr>
                 <w:sz w:val="20"/>
               </w:rPr>
-              <w:t>9</w:t>
+              <w:t>6</w:t>
             </w:r>
           </w:p>
         </w:tc>
@@ -468,7 +468,7 @@
               <w:rPr>
                 <w:sz w:val="20"/>
               </w:rPr>
-              <w:t>6</w:t>
+              <w:t>8</w:t>
             </w:r>
           </w:p>
         </w:tc>
@@ -499,7 +499,7 @@
               <w:rPr>
                 <w:sz w:val="20"/>
               </w:rPr>
-              <w:t>22</w:t>
+              <w:t>33</w:t>
             </w:r>
           </w:p>
         </w:tc>
@@ -532,7 +532,7 @@
               <w:rPr>
                 <w:sz w:val="20"/>
               </w:rPr>
-              <w:t>12</w:t>
+              <w:t>7</w:t>
             </w:r>
           </w:p>
         </w:tc>
@@ -572,12 +572,12 @@
     <w:p>
       <w:r>
         <w:br/>
-        <w:t>Reason Foundation’s 29th Annual Highway Report measures the condition and cost- effectiveness of state-controlled highways in 13 categories, including pavement and bridge conditions, traffic fatalities, and spending. In the performance categories, ranking first implies the state has the best or lowest fatality rate and its road pavement is in the best condition. A ranking of 50th in performance categories means the state has the worst fatality rates or pavement conditions. In simplified terms, in the cost-effectiveness categories, a rank of 50 means the state spends more money, and a first-place ranking means the state spends less money than other states in that category.</w:t>
+        <w:t>Reason Foundation’s 30th Annual Highway Report measures the condition and cost-effectiveness of state-controlled highways in 13 categories, including pavement and bridge conditions, traffic fatalities, and spending. In the performance categories, ranking first implies the state has the best or lowest fatality rate and its road pavement is in the best condition. A ranking of 50th in performance categories means the state has the worst fatality rates or pavement conditions. In simplified terms, in the cost-effectiveness categories, a rank of 50 means the state spends more money, and a first-place ranking means the state spends less money than other states in that category.</w:t>
       </w:r>
     </w:p>
     <w:p>
       <w:r>
-        <w:t>The report’s data are primarily information each state directly reported to the Federal Highway Administration for 2023. Better Roads and Bridges provides the deficient bridge data, and INRIX.com provides the traffic congestion data.</w:t>
+        <w:t>The report’s data are primarily information each state directly reported to the Federal Highway Administration for 2024. Better Roads and Bridges provides the deficient bridge data, and INRIX.com provides the traffic congestion data.</w:t>
       </w:r>
     </w:p>
     <w:sectPr>
